--- a/1_Report/Land_Sales_Accounting_System_Report.docx
+++ b/1_Report/Land_Sales_Accounting_System_Report.docx
@@ -306,8 +306,6 @@
         </w:rPr>
         <w:t>2025/BCS/012/PSs</w:t>
       </w:r>
-      <w:bookmarkStart w:id="0" w:name="_GoBack"/>
-      <w:bookmarkEnd w:id="0"/>
     </w:p>
     <w:p>
       <w:pPr>
@@ -590,6 +588,69 @@
       <w:pPr>
         <w:pStyle w:val="ListParagraph"/>
         <w:numPr>
+          <w:ilvl w:val="1"/>
+          <w:numId w:val="4"/>
+        </w:numPr>
+        <w:spacing w:line="360" w:lineRule="auto"/>
+        <w:jc w:val="both"/>
+        <w:rPr>
+          <w:rFonts w:ascii="Times New Roman" w:hAnsi="Times New Roman" w:cs="Times New Roman"/>
+          <w:b/>
+          <w:sz w:val="28"/>
+          <w:szCs w:val="28"/>
+        </w:rPr>
+      </w:pPr>
+      <w:r>
+        <w:rPr>
+          <w:rFonts w:ascii="Times New Roman" w:hAnsi="Times New Roman" w:cs="Times New Roman"/>
+          <w:b/>
+          <w:sz w:val="28"/>
+          <w:szCs w:val="28"/>
+        </w:rPr>
+        <w:t>Area of Focus and Justification</w:t>
+      </w:r>
+    </w:p>
+    <w:p>
+      <w:pPr>
+        <w:spacing w:line="360" w:lineRule="auto"/>
+        <w:jc w:val="both"/>
+        <w:rPr>
+          <w:rFonts w:ascii="Times New Roman" w:hAnsi="Times New Roman" w:cs="Times New Roman"/>
+          <w:sz w:val="24"/>
+          <w:szCs w:val="24"/>
+        </w:rPr>
+      </w:pPr>
+      <w:r>
+        <w:rPr>
+          <w:rFonts w:ascii="Times New Roman" w:hAnsi="Times New Roman" w:cs="Times New Roman"/>
+          <w:sz w:val="24"/>
+          <w:szCs w:val="24"/>
+        </w:rPr>
+        <w:t>The selected area of focus for this project was the Real Estate Land Sales Database Management System. I specifically chose the Land Sales Accounting System because I have a degree in Bachelor of Commerce and I specialized in Accounting and so have interest in Accounting</w:t>
+      </w:r>
+      <w:r>
+        <w:rPr>
+          <w:rFonts w:ascii="Times New Roman" w:hAnsi="Times New Roman" w:cs="Times New Roman"/>
+          <w:sz w:val="24"/>
+          <w:szCs w:val="24"/>
+        </w:rPr>
+        <w:t>.</w:t>
+      </w:r>
+      <w:r>
+        <w:rPr>
+          <w:rFonts w:ascii="Times New Roman" w:hAnsi="Times New Roman" w:cs="Times New Roman"/>
+          <w:sz w:val="24"/>
+          <w:szCs w:val="24"/>
+        </w:rPr>
+        <w:t xml:space="preserve"> Accounting and Financial management are critical components of any organization.</w:t>
+      </w:r>
+      <w:bookmarkStart w:id="0" w:name="_GoBack"/>
+      <w:bookmarkEnd w:id="0"/>
+    </w:p>
+    <w:p>
+      <w:pPr>
+        <w:pStyle w:val="ListParagraph"/>
+        <w:numPr>
           <w:ilvl w:val="0"/>
           <w:numId w:val="4"/>
         </w:numPr>
@@ -767,15 +828,7 @@
           <w:sz w:val="24"/>
           <w:szCs w:val="24"/>
         </w:rPr>
-        <w:t>Basic user authentic</w:t>
-      </w:r>
-      <w:r>
-        <w:rPr>
-          <w:rFonts w:ascii="Times New Roman" w:hAnsi="Times New Roman" w:cs="Times New Roman"/>
-          <w:sz w:val="24"/>
-          <w:szCs w:val="24"/>
-        </w:rPr>
-        <w:t>ation for administrative access</w:t>
+        <w:t>Basic user authentication for administrative access</w:t>
       </w:r>
     </w:p>
     <w:p>
@@ -844,15 +897,7 @@
           <w:sz w:val="24"/>
           <w:szCs w:val="24"/>
         </w:rPr>
-        <w:t>The system provides several benefits</w:t>
-      </w:r>
-      <w:r>
-        <w:rPr>
-          <w:rFonts w:ascii="Times New Roman" w:hAnsi="Times New Roman" w:cs="Times New Roman"/>
-          <w:sz w:val="24"/>
-          <w:szCs w:val="24"/>
-        </w:rPr>
-        <w:t xml:space="preserve"> to land-selling organizations:</w:t>
+        <w:t>The system provides several benefits to land-selling organizations:</w:t>
       </w:r>
     </w:p>
     <w:p>
@@ -996,6 +1041,7 @@
           <w:sz w:val="24"/>
           <w:szCs w:val="24"/>
         </w:rPr>
+        <w:lastRenderedPageBreak/>
         <w:t>Faster retrieval of records through search and view features</w:t>
       </w:r>
     </w:p>
@@ -1106,7 +1152,6 @@
           <w:sz w:val="28"/>
           <w:szCs w:val="28"/>
         </w:rPr>
-        <w:lastRenderedPageBreak/>
         <w:t>Cost-Benefit Analysis</w:t>
       </w:r>
     </w:p>
@@ -1342,6 +1387,7 @@
           <w:sz w:val="24"/>
           <w:szCs w:val="24"/>
         </w:rPr>
+        <w:lastRenderedPageBreak/>
         <w:t>The system currently operates on a local server environment and is not yet deployed online. The authentication system implemented is basic and may require stronger security measures for real-world deployment</w:t>
       </w:r>
       <w:r>
@@ -1390,7 +1436,6 @@
           <w:sz w:val="32"/>
           <w:szCs w:val="32"/>
         </w:rPr>
-        <w:lastRenderedPageBreak/>
         <w:t>DESIGN</w:t>
       </w:r>
     </w:p>
@@ -1787,6 +1832,7 @@
                 <w:sz w:val="24"/>
                 <w:szCs w:val="24"/>
               </w:rPr>
+              <w:lastRenderedPageBreak/>
               <w:t>Salaries</w:t>
             </w:r>
           </w:p>
@@ -1923,7 +1969,6 @@
           <w:sz w:val="28"/>
           <w:szCs w:val="28"/>
         </w:rPr>
-        <w:lastRenderedPageBreak/>
         <w:t>Entity Relationships and Multiplicities</w:t>
       </w:r>
     </w:p>
@@ -2123,6 +2168,7 @@
           <w:sz w:val="24"/>
           <w:szCs w:val="24"/>
         </w:rPr>
+        <w:lastRenderedPageBreak/>
         <w:drawing>
           <wp:inline distT="0" distB="0" distL="0" distR="0">
             <wp:extent cx="6336064" cy="3564036"/>
@@ -2217,7 +2263,6 @@
           <w:sz w:val="28"/>
           <w:szCs w:val="28"/>
         </w:rPr>
-        <w:lastRenderedPageBreak/>
         <w:t>User Interface Design</w:t>
       </w:r>
     </w:p>
@@ -2334,6 +2379,7 @@
           <w:sz w:val="24"/>
           <w:szCs w:val="24"/>
         </w:rPr>
+        <w:lastRenderedPageBreak/>
         <w:t>The physical design of the system was implemented using MySQL within the XAMPP environment. The database consists of relational tables connected through</w:t>
       </w:r>
       <w:r>
@@ -2403,7 +2449,6 @@
           <w:sz w:val="24"/>
           <w:szCs w:val="24"/>
         </w:rPr>
-        <w:lastRenderedPageBreak/>
         <w:drawing>
           <wp:inline distT="0" distB="0" distL="0" distR="0">
             <wp:extent cx="6479112" cy="2532807"/>
@@ -2655,6 +2700,7 @@
           <w:sz w:val="24"/>
           <w:szCs w:val="24"/>
         </w:rPr>
+        <w:lastRenderedPageBreak/>
         <w:t>Commissions</w:t>
       </w:r>
     </w:p>
@@ -2766,7 +2812,6 @@
           <w:sz w:val="24"/>
           <w:szCs w:val="24"/>
         </w:rPr>
-        <w:lastRenderedPageBreak/>
         <w:drawing>
           <wp:inline distT="0" distB="0" distL="0" distR="0">
             <wp:extent cx="5943600" cy="2085975"/>
@@ -3003,6 +3048,7 @@
           <w:sz w:val="24"/>
           <w:szCs w:val="24"/>
         </w:rPr>
+        <w:lastRenderedPageBreak/>
         <w:t>Figure:</w:t>
       </w:r>
       <w:r>
@@ -3107,7 +3153,6 @@
           <w:sz w:val="24"/>
           <w:szCs w:val="24"/>
         </w:rPr>
-        <w:lastRenderedPageBreak/>
         <w:t>Figure:</w:t>
       </w:r>
       <w:r>
@@ -4494,9 +4539,9 @@
   </w:abstractNum>
   <w:abstractNum w:abstractNumId="2">
     <w:nsid w:val="2C69757C"/>
-    <w:multiLevelType w:val="hybridMultilevel"/>
-    <w:tmpl w:val="8A8808D6"/>
-    <w:lvl w:ilvl="0" w:tplc="0409000F">
+    <w:multiLevelType w:val="multilevel"/>
+    <w:tmpl w:val="2788E3DC"/>
+    <w:lvl w:ilvl="0">
       <w:start w:val="1"/>
       <w:numFmt w:val="decimal"/>
       <w:lvlText w:val="%1."/>
@@ -4505,77 +4550,109 @@
         <w:ind w:left="720" w:hanging="360"/>
       </w:pPr>
     </w:lvl>
-    <w:lvl w:ilvl="1" w:tplc="04090019" w:tentative="1">
-      <w:start w:val="1"/>
-      <w:numFmt w:val="lowerLetter"/>
-      <w:lvlText w:val="%2."/>
-      <w:lvlJc w:val="left"/>
-      <w:pPr>
-        <w:ind w:left="1440" w:hanging="360"/>
-      </w:pPr>
-    </w:lvl>
-    <w:lvl w:ilvl="2" w:tplc="0409001B" w:tentative="1">
-      <w:start w:val="1"/>
-      <w:numFmt w:val="lowerRoman"/>
-      <w:lvlText w:val="%3."/>
-      <w:lvlJc w:val="right"/>
-      <w:pPr>
-        <w:ind w:left="2160" w:hanging="180"/>
-      </w:pPr>
-    </w:lvl>
-    <w:lvl w:ilvl="3" w:tplc="0409000F" w:tentative="1">
+    <w:lvl w:ilvl="1">
       <w:start w:val="1"/>
       <w:numFmt w:val="decimal"/>
-      <w:lvlText w:val="%4."/>
-      <w:lvlJc w:val="left"/>
-      <w:pPr>
-        <w:ind w:left="2880" w:hanging="360"/>
-      </w:pPr>
-    </w:lvl>
-    <w:lvl w:ilvl="4" w:tplc="04090019" w:tentative="1">
-      <w:start w:val="1"/>
-      <w:numFmt w:val="lowerLetter"/>
-      <w:lvlText w:val="%5."/>
-      <w:lvlJc w:val="left"/>
-      <w:pPr>
-        <w:ind w:left="3600" w:hanging="360"/>
-      </w:pPr>
-    </w:lvl>
-    <w:lvl w:ilvl="5" w:tplc="0409001B" w:tentative="1">
-      <w:start w:val="1"/>
-      <w:numFmt w:val="lowerRoman"/>
-      <w:lvlText w:val="%6."/>
-      <w:lvlJc w:val="right"/>
-      <w:pPr>
-        <w:ind w:left="4320" w:hanging="180"/>
-      </w:pPr>
-    </w:lvl>
-    <w:lvl w:ilvl="6" w:tplc="0409000F" w:tentative="1">
+      <w:isLgl/>
+      <w:lvlText w:val="%1.%2"/>
+      <w:lvlJc w:val="left"/>
+      <w:pPr>
+        <w:ind w:left="810" w:hanging="450"/>
+      </w:pPr>
+      <w:rPr>
+        <w:rFonts w:hint="default"/>
+      </w:rPr>
+    </w:lvl>
+    <w:lvl w:ilvl="2">
       <w:start w:val="1"/>
       <w:numFmt w:val="decimal"/>
-      <w:lvlText w:val="%7."/>
-      <w:lvlJc w:val="left"/>
-      <w:pPr>
-        <w:ind w:left="5040" w:hanging="360"/>
-      </w:pPr>
-    </w:lvl>
-    <w:lvl w:ilvl="7" w:tplc="04090019" w:tentative="1">
-      <w:start w:val="1"/>
-      <w:numFmt w:val="lowerLetter"/>
-      <w:lvlText w:val="%8."/>
-      <w:lvlJc w:val="left"/>
-      <w:pPr>
-        <w:ind w:left="5760" w:hanging="360"/>
-      </w:pPr>
-    </w:lvl>
-    <w:lvl w:ilvl="8" w:tplc="0409001B" w:tentative="1">
-      <w:start w:val="1"/>
-      <w:numFmt w:val="lowerRoman"/>
-      <w:lvlText w:val="%9."/>
-      <w:lvlJc w:val="right"/>
-      <w:pPr>
-        <w:ind w:left="6480" w:hanging="180"/>
-      </w:pPr>
+      <w:isLgl/>
+      <w:lvlText w:val="%1.%2.%3"/>
+      <w:lvlJc w:val="left"/>
+      <w:pPr>
+        <w:ind w:left="1080" w:hanging="720"/>
+      </w:pPr>
+      <w:rPr>
+        <w:rFonts w:hint="default"/>
+      </w:rPr>
+    </w:lvl>
+    <w:lvl w:ilvl="3">
+      <w:start w:val="1"/>
+      <w:numFmt w:val="decimal"/>
+      <w:isLgl/>
+      <w:lvlText w:val="%1.%2.%3.%4"/>
+      <w:lvlJc w:val="left"/>
+      <w:pPr>
+        <w:ind w:left="1440" w:hanging="1080"/>
+      </w:pPr>
+      <w:rPr>
+        <w:rFonts w:hint="default"/>
+      </w:rPr>
+    </w:lvl>
+    <w:lvl w:ilvl="4">
+      <w:start w:val="1"/>
+      <w:numFmt w:val="decimal"/>
+      <w:isLgl/>
+      <w:lvlText w:val="%1.%2.%3.%4.%5"/>
+      <w:lvlJc w:val="left"/>
+      <w:pPr>
+        <w:ind w:left="1440" w:hanging="1080"/>
+      </w:pPr>
+      <w:rPr>
+        <w:rFonts w:hint="default"/>
+      </w:rPr>
+    </w:lvl>
+    <w:lvl w:ilvl="5">
+      <w:start w:val="1"/>
+      <w:numFmt w:val="decimal"/>
+      <w:isLgl/>
+      <w:lvlText w:val="%1.%2.%3.%4.%5.%6"/>
+      <w:lvlJc w:val="left"/>
+      <w:pPr>
+        <w:ind w:left="1800" w:hanging="1440"/>
+      </w:pPr>
+      <w:rPr>
+        <w:rFonts w:hint="default"/>
+      </w:rPr>
+    </w:lvl>
+    <w:lvl w:ilvl="6">
+      <w:start w:val="1"/>
+      <w:numFmt w:val="decimal"/>
+      <w:isLgl/>
+      <w:lvlText w:val="%1.%2.%3.%4.%5.%6.%7"/>
+      <w:lvlJc w:val="left"/>
+      <w:pPr>
+        <w:ind w:left="1800" w:hanging="1440"/>
+      </w:pPr>
+      <w:rPr>
+        <w:rFonts w:hint="default"/>
+      </w:rPr>
+    </w:lvl>
+    <w:lvl w:ilvl="7">
+      <w:start w:val="1"/>
+      <w:numFmt w:val="decimal"/>
+      <w:isLgl/>
+      <w:lvlText w:val="%1.%2.%3.%4.%5.%6.%7.%8"/>
+      <w:lvlJc w:val="left"/>
+      <w:pPr>
+        <w:ind w:left="2160" w:hanging="1800"/>
+      </w:pPr>
+      <w:rPr>
+        <w:rFonts w:hint="default"/>
+      </w:rPr>
+    </w:lvl>
+    <w:lvl w:ilvl="8">
+      <w:start w:val="1"/>
+      <w:numFmt w:val="decimal"/>
+      <w:isLgl/>
+      <w:lvlText w:val="%1.%2.%3.%4.%5.%6.%7.%8.%9"/>
+      <w:lvlJc w:val="left"/>
+      <w:pPr>
+        <w:ind w:left="2520" w:hanging="2160"/>
+      </w:pPr>
+      <w:rPr>
+        <w:rFonts w:hint="default"/>
+      </w:rPr>
     </w:lvl>
   </w:abstractNum>
   <w:abstractNum w:abstractNumId="3">
